--- a/docs/epica-4/HU-026-MAPA-TECNICO-PARTICIPAR-EN-VIVO.docx
+++ b/docs/epica-4/HU-026-MAPA-TECNICO-PARTICIPAR-EN-VIVO.docx
@@ -720,6 +720,54 @@
           <w:szCs w:val="21"/>
         </w:rPr>
         <w:t xml:space="preserve">).</w:t>
+      </w:r>
+    </w:p>
+    <w:p>
+      <w:r>
+        <w:t>Esta es la historia m?s independiente de las tres ? tu calendario (features/aula/calendario) y SesionesEnVivoServicio son archivos nuevos propios, no tocan aula.ts/aula.html de HU-022 para nada. Arranca ya, sin esperar a nadie. Solo dos coordinaciones puntuales, no bloqueos:</w:t>
+      </w:r>
+    </w:p>
+    <w:p>
+      <w:r>
+        <w:t>1. Contrato de AulaServicio.motivoSinAccesoPublico(Matricula m) (de HU-022, Juan y Joel): su firma ya est? definida en la gu?a de esa historia ? programa contra ese contrato directamente; si necesitas compilar antes de que mergeen, usa un stub local temporal con esas mismas 6 l?neas.</w:t>
+      </w:r>
+    </w:p>
+    <w:p>
+      <w:r>
+        <w:t>2. Nombres de clases CSS de la tarjeta de sesi?n en vivo, compartida visualmente con el aula de HU-022 ? coordina con Juan/Joel antes de maquetar (conversaci?n corta, no una espera).</w:t>
+      </w:r>
+    </w:p>
+    <w:p>
+      <w:r>
+        <w:t>AulaControlador lo tocan los tres equipos (022, 023 y 026): agrega tus endpoints en un bloque propio y comentado (// HU-026 ? Sesiones en vivo), separado de los dem?s, para que el merge sea autom?tico.</w:t>
+      </w:r>
+    </w:p>
+    <w:p>
+      <w:pPr>
+        <w:pStyle w:val="Heading1"/>
+      </w:pPr>
+      <w:r>
+        <w:t>🔑 Punto de oro — con quién coordinar</w:t>
+      </w:r>
+    </w:p>
+    <w:p>
+      <w:r>
+        <w:t>Esta es la historia más independiente de las tres — tu calendario (features/aula/calendario) y SesionesEnVivoServicio son archivos nuevos propios, no tocan aula.ts/aula.html de HU-022 para nada. Arranca ya, sin esperar a nadie. Solo dos coordinaciones puntuales, no bloqueos:</w:t>
+      </w:r>
+    </w:p>
+    <w:p>
+      <w:r>
+        <w:t>1. Contrato de AulaServicio.motivoSinAccesoPublico(Matricula m) (de HU-022, Juan y Joel): su firma ya está definida en la guía de esa historia — programa contra ese contrato directamente; si necesitas compilar antes de que mergeen, usa un stub local temporal con esas mismas 6 líneas.</w:t>
+      </w:r>
+    </w:p>
+    <w:p>
+      <w:r>
+        <w:t>2. Nombres de clases CSS de la tarjeta de sesión en vivo, compartida visualmente con el aula de HU-022 — coordina con Juan/Joel antes de maquetar (conversación corta, no una espera).</w:t>
+      </w:r>
+    </w:p>
+    <w:p>
+      <w:r>
+        <w:t>AulaControlador lo tocan los tres equipos (022, 023 y 026): agrega tus endpoints en un bloque propio y comentado (// HU-026 — Sesiones en vivo), separado de los demás, para que el merge sea automático.</w:t>
       </w:r>
     </w:p>
     <w:p>
